--- a/resources/day1/OQ_D1_S4_Architecture_Spec_Template.docx
+++ b/resources/day1/OQ_D1_S4_Architecture_Spec_Template.docx
@@ -114,7 +114,19 @@
         <w:spacing w:after="120"/>
       </w:pPr>
       <w:r>
-        <w:t xml:space="preserve">Stuck? Ask the facilitator for the filled example for brief 1.</w:t>
+        <w:t xml:space="preserve">Stuck? Open </w:t>
+      </w:r>
+      <w:r>
+        <w:rPr>
+          <w:rFonts w:ascii="Consolas" w:cs="Consolas" w:eastAsia="Consolas" w:hAnsi="Consolas"/>
+          <w:color w:val="333399"/>
+          <w:sz w:val="18"/>
+          <w:szCs w:val="18"/>
+        </w:rPr>
+        <w:t xml:space="preserve">OQ_D1_S4_Example_Spec_Brief1.pdf</w:t>
+      </w:r>
+      <w:r>
+        <w:t xml:space="preserve">: the same template filled for brief 1. Use it to see the level of detail, not to copy.</w:t>
       </w:r>
     </w:p>
     <w:p>
